--- a/book/draft-v2/결정대기_에러_로그.docx
+++ b/book/draft-v2/결정대기_에러_로그.docx
@@ -697,6 +697,242 @@
                 <w:rFonts w:ascii="맑은 고딕" w:hAnsi="맑은 고딕" w:eastAsia="맑은 고딕"/>
                 <w:sz w:val="19"/>
               </w:rPr>
+              <w:t>E-05</w:t>
+            </w:r>
+          </w:p>
+        </w:tc>
+        <w:tc>
+          <w:tcPr>
+            <w:tcW w:type="dxa" w:w="1728"/>
+          </w:tcPr>
+          <w:p>
+            <w:r>
+              <w:rPr>
+                <w:rFonts w:ascii="맑은 고딕" w:hAnsi="맑은 고딕" w:eastAsia="맑은 고딕"/>
+                <w:sz w:val="19"/>
+              </w:rPr>
+              <w:t>T01 착수 시</w:t>
+            </w:r>
+          </w:p>
+        </w:tc>
+        <w:tc>
+          <w:tcPr>
+            <w:tcW w:type="dxa" w:w="1728"/>
+          </w:tcPr>
+          <w:p>
+            <w:r>
+              <w:rPr>
+                <w:rFonts w:ascii="맑은 고딕" w:hAnsi="맑은 고딕" w:eastAsia="맑은 고딕"/>
+                <w:sz w:val="19"/>
+              </w:rPr>
+              <w:t>개발 컨테이너에 도커 데몬 없음 → Neo4j 구동 불가</w:t>
+            </w:r>
+          </w:p>
+        </w:tc>
+        <w:tc>
+          <w:tcPr>
+            <w:tcW w:type="dxa" w:w="1728"/>
+          </w:tcPr>
+          <w:p>
+            <w:r>
+              <w:rPr>
+                <w:rFonts w:ascii="맑은 고딕" w:hAnsi="맑은 고딕" w:eastAsia="맑은 고딕"/>
+                <w:sz w:val="19"/>
+              </w:rPr>
+              <w:t>원격 세션 환경 제약</w:t>
+            </w:r>
+          </w:p>
+        </w:tc>
+        <w:tc>
+          <w:tcPr>
+            <w:tcW w:type="dxa" w:w="1728"/>
+          </w:tcPr>
+          <w:p>
+            <w:r>
+              <w:rPr>
+                <w:rFonts w:ascii="맑은 고딕" w:hAnsi="맑은 고딕" w:eastAsia="맑은 고딕"/>
+                <w:sz w:val="19"/>
+              </w:rPr>
+              <w:t>해결(설계 대응): 그래프 저장소를 추상화해 SQLite 백엔드로 1차 전체 검증. Neo4j는 동일 인터페이스 + docker-compose로 준비 — 사용자 PC에서 `make up`으로 전환 가능. 회원님 결정 불필요</w:t>
+            </w:r>
+          </w:p>
+        </w:tc>
+      </w:tr>
+      <w:tr>
+        <w:tc>
+          <w:tcPr>
+            <w:tcW w:type="dxa" w:w="1728"/>
+          </w:tcPr>
+          <w:p>
+            <w:r>
+              <w:rPr>
+                <w:rFonts w:ascii="맑은 고딕" w:hAnsi="맑은 고딕" w:eastAsia="맑은 고딕"/>
+                <w:sz w:val="19"/>
+              </w:rPr>
+              <w:t>E-06</w:t>
+            </w:r>
+          </w:p>
+        </w:tc>
+        <w:tc>
+          <w:tcPr>
+            <w:tcW w:type="dxa" w:w="1728"/>
+          </w:tcPr>
+          <w:p>
+            <w:r>
+              <w:rPr>
+                <w:rFonts w:ascii="맑은 고딕" w:hAnsi="맑은 고딕" w:eastAsia="맑은 고딕"/>
+                <w:sz w:val="19"/>
+              </w:rPr>
+              <w:t>테스트 중</w:t>
+            </w:r>
+          </w:p>
+        </w:tc>
+        <w:tc>
+          <w:tcPr>
+            <w:tcW w:type="dxa" w:w="1728"/>
+          </w:tcPr>
+          <w:p>
+            <w:r>
+              <w:rPr>
+                <w:rFonts w:ascii="맑은 고딕" w:hAnsi="맑은 고딕" w:eastAsia="맑은 고딕"/>
+                <w:sz w:val="19"/>
+              </w:rPr>
+              <w:t>동일 시각·종류 이벤트 ID 충돌(덮어씀)</w:t>
+            </w:r>
+          </w:p>
+        </w:tc>
+        <w:tc>
+          <w:tcPr>
+            <w:tcW w:type="dxa" w:w="1728"/>
+          </w:tcPr>
+          <w:p>
+            <w:r>
+              <w:rPr>
+                <w:rFonts w:ascii="맑은 고딕" w:hAnsi="맑은 고딕" w:eastAsia="맑은 고딕"/>
+                <w:sz w:val="19"/>
+              </w:rPr>
+              <w:t>이벤트 ID 설계 누락</w:t>
+            </w:r>
+          </w:p>
+        </w:tc>
+        <w:tc>
+          <w:tcPr>
+            <w:tcW w:type="dxa" w:w="1728"/>
+          </w:tcPr>
+          <w:p>
+            <w:r>
+              <w:rPr>
+                <w:rFonts w:ascii="맑은 고딕" w:hAnsi="맑은 고딕" w:eastAsia="맑은 고딕"/>
+                <w:sz w:val="19"/>
+              </w:rPr>
+              <w:t>해결: payload 해시를 ID에 추가, 테스트 18/18 통과</w:t>
+            </w:r>
+          </w:p>
+        </w:tc>
+      </w:tr>
+    </w:tbl>
+    <w:p/>
+    <w:tbl>
+      <w:tblPr>
+        <w:tblStyle w:val="LightGrid-Accent1"/>
+        <w:tblW w:type="auto" w:w="0"/>
+        <w:tblLook w:firstColumn="1" w:firstRow="1" w:lastColumn="0" w:lastRow="0" w:noHBand="0" w:noVBand="1" w:val="04A0"/>
+      </w:tblPr>
+      <w:tblGrid>
+        <w:gridCol w:w="1728"/>
+        <w:gridCol w:w="1728"/>
+        <w:gridCol w:w="1728"/>
+        <w:gridCol w:w="1728"/>
+        <w:gridCol w:w="1728"/>
+      </w:tblGrid>
+      <w:tr>
+        <w:tc>
+          <w:tcPr>
+            <w:tcW w:type="dxa" w:w="1728"/>
+          </w:tcPr>
+          <w:p>
+            <w:r>
+              <w:rPr>
+                <w:rFonts w:ascii="맑은 고딕" w:hAnsi="맑은 고딕" w:eastAsia="맑은 고딕"/>
+                <w:b/>
+                <w:sz w:val="19"/>
+              </w:rPr>
+              <w:t>#</w:t>
+            </w:r>
+          </w:p>
+        </w:tc>
+        <w:tc>
+          <w:tcPr>
+            <w:tcW w:type="dxa" w:w="1728"/>
+          </w:tcPr>
+          <w:p>
+            <w:r>
+              <w:rPr>
+                <w:rFonts w:ascii="맑은 고딕" w:hAnsi="맑은 고딕" w:eastAsia="맑은 고딕"/>
+                <w:b/>
+                <w:sz w:val="19"/>
+              </w:rPr>
+              <w:t>일시</w:t>
+            </w:r>
+          </w:p>
+        </w:tc>
+        <w:tc>
+          <w:tcPr>
+            <w:tcW w:type="dxa" w:w="1728"/>
+          </w:tcPr>
+          <w:p>
+            <w:r>
+              <w:rPr>
+                <w:rFonts w:ascii="맑은 고딕" w:hAnsi="맑은 고딕" w:eastAsia="맑은 고딕"/>
+                <w:b/>
+                <w:sz w:val="19"/>
+              </w:rPr>
+              <w:t>에러</w:t>
+            </w:r>
+          </w:p>
+        </w:tc>
+        <w:tc>
+          <w:tcPr>
+            <w:tcW w:type="dxa" w:w="1728"/>
+          </w:tcPr>
+          <w:p>
+            <w:r>
+              <w:rPr>
+                <w:rFonts w:ascii="맑은 고딕" w:hAnsi="맑은 고딕" w:eastAsia="맑은 고딕"/>
+                <w:b/>
+                <w:sz w:val="19"/>
+              </w:rPr>
+              <w:t>원인</w:t>
+            </w:r>
+          </w:p>
+        </w:tc>
+        <w:tc>
+          <w:tcPr>
+            <w:tcW w:type="dxa" w:w="1728"/>
+          </w:tcPr>
+          <w:p>
+            <w:r>
+              <w:rPr>
+                <w:rFonts w:ascii="맑은 고딕" w:hAnsi="맑은 고딕" w:eastAsia="맑은 고딕"/>
+                <w:b/>
+                <w:sz w:val="19"/>
+              </w:rPr>
+              <w:t>상태</w:t>
+            </w:r>
+          </w:p>
+        </w:tc>
+      </w:tr>
+      <w:tr>
+        <w:tc>
+          <w:tcPr>
+            <w:tcW w:type="dxa" w:w="1728"/>
+          </w:tcPr>
+          <w:p>
+            <w:r>
+              <w:rPr>
+                <w:rFonts w:ascii="맑은 고딕" w:hAnsi="맑은 고딕" w:eastAsia="맑은 고딕"/>
+                <w:sz w:val="19"/>
+              </w:rPr>
               <w:t>E-01</w:t>
             </w:r>
           </w:p>

--- a/book/draft-v2/결정대기_에러_로그.docx
+++ b/book/draft-v2/결정대기_에러_로그.docx
@@ -583,8 +583,174 @@
           </w:p>
         </w:tc>
       </w:tr>
+      <w:tr>
+        <w:tc>
+          <w:tcPr>
+            <w:tcW w:type="dxa" w:w="1728"/>
+          </w:tcPr>
+          <w:p>
+            <w:r>
+              <w:rPr>
+                <w:rFonts w:ascii="맑은 고딕" w:hAnsi="맑은 고딕" w:eastAsia="맑은 고딕"/>
+                <w:sz w:val="19"/>
+              </w:rPr>
+              <w:t>D-07</w:t>
+            </w:r>
+          </w:p>
+        </w:tc>
+        <w:tc>
+          <w:tcPr>
+            <w:tcW w:type="dxa" w:w="1728"/>
+          </w:tcPr>
+          <w:p>
+            <w:r>
+              <w:rPr>
+                <w:rFonts w:ascii="맑은 고딕" w:hAnsi="맑은 고딕" w:eastAsia="맑은 고딕"/>
+                <w:sz w:val="19"/>
+              </w:rPr>
+              <w:t>한국어 TTS 엔진 선택</w:t>
+            </w:r>
+          </w:p>
+        </w:tc>
+        <w:tc>
+          <w:tcPr>
+            <w:tcW w:type="dxa" w:w="1728"/>
+          </w:tcPr>
+          <w:p>
+            <w:r>
+              <w:rPr>
+                <w:rFonts w:ascii="맑은 고딕" w:hAnsi="맑은 고딕" w:eastAsia="맑은 고딕"/>
+                <w:sz w:val="19"/>
+              </w:rPr>
+              <w:t>음성 클라이언트(T23)의 목소리. espeak-ng(즉시·기계음) vs piper(자연스러움·모델 다운로드 필요). 기본은 espeak-ng, 런북 부록에 piper 전환법 수록.</w:t>
+            </w:r>
+          </w:p>
+        </w:tc>
+        <w:tc>
+          <w:tcPr>
+            <w:tcW w:type="dxa" w:w="1728"/>
+          </w:tcPr>
+          <w:p>
+            <w:r>
+              <w:rPr>
+                <w:rFonts w:ascii="맑은 고딕" w:hAnsi="맑은 고딕" w:eastAsia="맑은 고딕"/>
+                <w:sz w:val="19"/>
+              </w:rPr>
+              <w:t>espeak-ng 유지 / piper 전환</w:t>
+            </w:r>
+          </w:p>
+        </w:tc>
+        <w:tc>
+          <w:tcPr>
+            <w:tcW w:type="dxa" w:w="1728"/>
+          </w:tcPr>
+          <w:p>
+            <w:r>
+              <w:rPr>
+                <w:rFonts w:ascii="맑은 고딕" w:hAnsi="맑은 고딕" w:eastAsia="맑은 고딕"/>
+                <w:sz w:val="19"/>
+              </w:rPr>
+              <w:t>GPU 서버 가동 후</w:t>
+            </w:r>
+          </w:p>
+        </w:tc>
+      </w:tr>
+      <w:tr>
+        <w:tc>
+          <w:tcPr>
+            <w:tcW w:type="dxa" w:w="1728"/>
+          </w:tcPr>
+          <w:p>
+            <w:r>
+              <w:rPr>
+                <w:rFonts w:ascii="맑은 고딕" w:hAnsi="맑은 고딕" w:eastAsia="맑은 고딕"/>
+                <w:sz w:val="19"/>
+              </w:rPr>
+              <w:t>D-08</w:t>
+            </w:r>
+          </w:p>
+        </w:tc>
+        <w:tc>
+          <w:tcPr>
+            <w:tcW w:type="dxa" w:w="1728"/>
+          </w:tcPr>
+          <w:p>
+            <w:r>
+              <w:rPr>
+                <w:rFonts w:ascii="맑은 고딕" w:hAnsi="맑은 고딕" w:eastAsia="맑은 고딕"/>
+                <w:sz w:val="19"/>
+              </w:rPr>
+              <w:t>STT 모델 크기</w:t>
+            </w:r>
+          </w:p>
+        </w:tc>
+        <w:tc>
+          <w:tcPr>
+            <w:tcW w:type="dxa" w:w="1728"/>
+          </w:tcPr>
+          <w:p>
+            <w:r>
+              <w:rPr>
+                <w:rFonts w:ascii="맑은 고딕" w:hAnsi="맑은 고딕" w:eastAsia="맑은 고딕"/>
+                <w:sz w:val="19"/>
+              </w:rPr>
+              <w:t>faster-whisper-server 기본 small(빠름·정확도 보통) vs medium(느림·정확도 상승). GPU 여유 있으면 medium 권장. `.env STT_MODEL`로 변경.</w:t>
+            </w:r>
+          </w:p>
+        </w:tc>
+        <w:tc>
+          <w:tcPr>
+            <w:tcW w:type="dxa" w:w="1728"/>
+          </w:tcPr>
+          <w:p>
+            <w:r>
+              <w:rPr>
+                <w:rFonts w:ascii="맑은 고딕" w:hAnsi="맑은 고딕" w:eastAsia="맑은 고딕"/>
+                <w:sz w:val="19"/>
+              </w:rPr>
+              <w:t>small / medium</w:t>
+            </w:r>
+          </w:p>
+        </w:tc>
+        <w:tc>
+          <w:tcPr>
+            <w:tcW w:type="dxa" w:w="1728"/>
+          </w:tcPr>
+          <w:p>
+            <w:r>
+              <w:rPr>
+                <w:rFonts w:ascii="맑은 고딕" w:hAnsi="맑은 고딕" w:eastAsia="맑은 고딕"/>
+                <w:sz w:val="19"/>
+              </w:rPr>
+              <w:t>GPU 서버 가동 후</w:t>
+            </w:r>
+          </w:p>
+        </w:tc>
+      </w:tr>
     </w:tbl>
     <w:p/>
+    <w:p>
+      <w:r>
+        <w:rPr>
+          <w:rFonts w:ascii="맑은 고딕" w:hAnsi="맑은 고딕" w:eastAsia="맑은 고딕"/>
+          <w:b/>
+        </w:rPr>
+        <w:t>T21~T25 완료 보고</w:t>
+      </w:r>
+      <w:r>
+        <w:rPr>
+          <w:rFonts w:ascii="맑은 고딕" w:hAnsi="맑은 고딕" w:eastAsia="맑은 고딕"/>
+        </w:rPr>
+        <w:t xml:space="preserve">: 코드·테스트·런북 전부 GitHub `physical-brain/`에 푸시됨(테스트 23/23 통과). 이 컨테이너에 GPU가 없어 ①로봇 어댑터·가상 로봇은 여기서 종단 검증 완료 ②음성은 타자 모드로 검증 ③GPU 필요 단계(모델 비교·STT·LeRobot 학습)는 서버 도착 즉시 실행 가능한 런북으로 준비. </w:t>
+      </w:r>
+      <w:r>
+        <w:rPr>
+          <w:rFonts w:ascii="맑은 고딕" w:hAnsi="맑은 고딕" w:eastAsia="맑은 고딕"/>
+          <w:b/>
+        </w:rPr>
+        <w:t>다음 행동은 D-03(GPU 서버 확보) 결정입니다.</w:t>
+      </w:r>
+    </w:p>
     <w:p>
       <w:pPr>
         <w:pStyle w:val="Heading2"/>

--- a/book/draft-v2/결정대기_에러_로그.docx
+++ b/book/draft-v2/결정대기_에러_로그.docx
@@ -320,7 +320,7 @@
                 <w:rFonts w:ascii="맑은 고딕" w:hAnsi="맑은 고딕" w:eastAsia="맑은 고딕"/>
                 <w:sz w:val="19"/>
               </w:rPr>
-              <w:t>GPU 서버 확보</w:t>
+              <w:t>~~GPU 서버 확보~~ ✅ 확정: 하이브리드</w:t>
             </w:r>
           </w:p>
         </w:tc>
@@ -334,7 +334,7 @@
                 <w:rFonts w:ascii="맑은 고딕" w:hAnsi="맑은 고딕" w:eastAsia="맑은 고딕"/>
                 <w:sz w:val="19"/>
               </w:rPr>
-              <w:t>WBS 2차(T21~T25) 착수 전제. 자체 구매 vs 클라우드(시간당 과금) 중 선택 필요.</w:t>
+              <w:t>집에 GPU PC(상시 추론·비서) + 학습만 클라우드 스팟. 구매 가이드·운용 원칙: `physical-brain/docs/gpu-hybrid-plan.md`</w:t>
             </w:r>
           </w:p>
         </w:tc>
@@ -348,7 +348,7 @@
                 <w:rFonts w:ascii="맑은 고딕" w:hAnsi="맑은 고딕" w:eastAsia="맑은 고딕"/>
                 <w:sz w:val="19"/>
               </w:rPr>
-              <w:t>자체 구매 / 클라우드 / 보류</w:t>
+              <w:t>하이브리드 확정</w:t>
             </w:r>
           </w:p>
         </w:tc>
@@ -362,7 +362,7 @@
                 <w:rFonts w:ascii="맑은 고딕" w:hAnsi="맑은 고딕" w:eastAsia="맑은 고딕"/>
                 <w:sz w:val="19"/>
               </w:rPr>
-              <w:t>T20 완료 전</w:t>
+              <w:t>완료</w:t>
             </w:r>
           </w:p>
         </w:tc>
@@ -608,7 +608,7 @@
                 <w:rFonts w:ascii="맑은 고딕" w:hAnsi="맑은 고딕" w:eastAsia="맑은 고딕"/>
                 <w:sz w:val="19"/>
               </w:rPr>
-              <w:t>한국어 TTS 엔진 선택</w:t>
+              <w:t>~~한국어 TTS 엔진~~ ✅ 확정: piper</w:t>
             </w:r>
           </w:p>
         </w:tc>
@@ -622,7 +622,7 @@
                 <w:rFonts w:ascii="맑은 고딕" w:hAnsi="맑은 고딕" w:eastAsia="맑은 고딕"/>
                 <w:sz w:val="19"/>
               </w:rPr>
-              <w:t>음성 클라이언트(T23)의 목소리. espeak-ng(즉시·기계음) vs piper(자연스러움·모델 다운로드 필요). 기본은 espeak-ng, 런북 부록에 piper 전환법 수록.</w:t>
+              <w:t>코드 반영 완료 — `.env PIPER_MODEL` 경로만 지정하면 자동 사용, 없으면 espeak-ng 폴백.</w:t>
             </w:r>
           </w:p>
         </w:tc>
@@ -636,7 +636,7 @@
                 <w:rFonts w:ascii="맑은 고딕" w:hAnsi="맑은 고딕" w:eastAsia="맑은 고딕"/>
                 <w:sz w:val="19"/>
               </w:rPr>
-              <w:t>espeak-ng 유지 / piper 전환</w:t>
+              <w:t>piper 확정</w:t>
             </w:r>
           </w:p>
         </w:tc>
@@ -650,7 +650,7 @@
                 <w:rFonts w:ascii="맑은 고딕" w:hAnsi="맑은 고딕" w:eastAsia="맑은 고딕"/>
                 <w:sz w:val="19"/>
               </w:rPr>
-              <w:t>GPU 서버 가동 후</w:t>
+              <w:t>완료</w:t>
             </w:r>
           </w:p>
         </w:tc>
@@ -680,7 +680,7 @@
                 <w:rFonts w:ascii="맑은 고딕" w:hAnsi="맑은 고딕" w:eastAsia="맑은 고딕"/>
                 <w:sz w:val="19"/>
               </w:rPr>
-              <w:t>STT 모델 크기</w:t>
+              <w:t>~~STT 모델 크기~~ ✅ 확정: medium</w:t>
             </w:r>
           </w:p>
         </w:tc>
@@ -694,7 +694,7 @@
                 <w:rFonts w:ascii="맑은 고딕" w:hAnsi="맑은 고딕" w:eastAsia="맑은 고딕"/>
                 <w:sz w:val="19"/>
               </w:rPr>
-              <w:t>faster-whisper-server 기본 small(빠름·정확도 보통) vs medium(느림·정확도 상승). GPU 여유 있으면 medium 권장. `.env STT_MODEL`로 변경.</w:t>
+              <w:t>코드 반영 완료 — 기본값이 faster-whisper-medium으로 변경됨(어르신 발화 인식률 우선).</w:t>
             </w:r>
           </w:p>
         </w:tc>
@@ -708,7 +708,7 @@
                 <w:rFonts w:ascii="맑은 고딕" w:hAnsi="맑은 고딕" w:eastAsia="맑은 고딕"/>
                 <w:sz w:val="19"/>
               </w:rPr>
-              <w:t>small / medium</w:t>
+              <w:t>medium 확정</w:t>
             </w:r>
           </w:p>
         </w:tc>
@@ -722,7 +722,7 @@
                 <w:rFonts w:ascii="맑은 고딕" w:hAnsi="맑은 고딕" w:eastAsia="맑은 고딕"/>
                 <w:sz w:val="19"/>
               </w:rPr>
-              <w:t>GPU 서버 가동 후</w:t>
+              <w:t>완료</w:t>
             </w:r>
           </w:p>
         </w:tc>

--- a/book/draft-v2/결정대기_에러_로그.docx
+++ b/book/draft-v2/결정대기_에러_로그.docx
@@ -320,7 +320,7 @@
                 <w:rFonts w:ascii="맑은 고딕" w:hAnsi="맑은 고딕" w:eastAsia="맑은 고딕"/>
                 <w:sz w:val="19"/>
               </w:rPr>
-              <w:t>~~GPU 서버 확보~~ ✅ 확정: 하이브리드</w:t>
+              <w:t>~~GPU 서버 확보~~ ✅ 완료: DESKTOP-ACK17CB</w:t>
             </w:r>
           </w:p>
         </w:tc>
@@ -334,7 +334,7 @@
                 <w:rFonts w:ascii="맑은 고딕" w:hAnsi="맑은 고딕" w:eastAsia="맑은 고딕"/>
                 <w:sz w:val="19"/>
               </w:rPr>
-              <w:t>집에 GPU PC(상시 추론·비서) + 학습만 클라우드 스팟. 구매 가이드·운용 원칙: `physical-brain/docs/gpu-hybrid-plan.md`</w:t>
+              <w:t>홈 서버 확보 완료 — RTX 5080 16GB(블랙웰), 드라이버 610.62. 남은 설치: WSL2 + Docker Desktop (`physical-brain/docs/windows-wsl2-setup.md`). 학습 대량 작업만 클라우드 스팟(하이브리드).</w:t>
             </w:r>
           </w:p>
         </w:tc>
@@ -348,7 +348,7 @@
                 <w:rFonts w:ascii="맑은 고딕" w:hAnsi="맑은 고딕" w:eastAsia="맑은 고딕"/>
                 <w:sz w:val="19"/>
               </w:rPr>
-              <w:t>하이브리드 확정</w:t>
+              <w:t>완료</w:t>
             </w:r>
           </w:p>
         </w:tc>

--- a/book/draft-v2/결정대기_에러_로그.docx
+++ b/book/draft-v2/결정대기_에러_로그.docx
@@ -996,6 +996,78 @@
           </w:p>
         </w:tc>
       </w:tr>
+      <w:tr>
+        <w:tc>
+          <w:tcPr>
+            <w:tcW w:type="dxa" w:w="1728"/>
+          </w:tcPr>
+          <w:p>
+            <w:r>
+              <w:rPr>
+                <w:rFonts w:ascii="맑은 고딕" w:hAnsi="맑은 고딕" w:eastAsia="맑은 고딕"/>
+                <w:sz w:val="19"/>
+              </w:rPr>
+              <w:t>E-07</w:t>
+            </w:r>
+          </w:p>
+        </w:tc>
+        <w:tc>
+          <w:tcPr>
+            <w:tcW w:type="dxa" w:w="1728"/>
+          </w:tcPr>
+          <w:p>
+            <w:r>
+              <w:rPr>
+                <w:rFonts w:ascii="맑은 고딕" w:hAnsi="맑은 고딕" w:eastAsia="맑은 고딕"/>
+                <w:sz w:val="19"/>
+              </w:rPr>
+              <w:t>T27 텔레그램 연결 시</w:t>
+            </w:r>
+          </w:p>
+        </w:tc>
+        <w:tc>
+          <w:tcPr>
+            <w:tcW w:type="dxa" w:w="1728"/>
+          </w:tcPr>
+          <w:p>
+            <w:r>
+              <w:rPr>
+                <w:rFonts w:ascii="맑은 고딕" w:hAnsi="맑은 고딕" w:eastAsia="맑은 고딕"/>
+                <w:sz w:val="19"/>
+              </w:rPr>
+              <w:t>.env에 토큰을 넣어도 알림이 dry-run으로만 동작</w:t>
+            </w:r>
+          </w:p>
+        </w:tc>
+        <w:tc>
+          <w:tcPr>
+            <w:tcW w:type="dxa" w:w="1728"/>
+          </w:tcPr>
+          <w:p>
+            <w:r>
+              <w:rPr>
+                <w:rFonts w:ascii="맑은 고딕" w:hAnsi="맑은 고딕" w:eastAsia="맑은 고딕"/>
+                <w:sz w:val="19"/>
+              </w:rPr>
+              <w:t>앱 버그: .env 파일을 읽는 코드가 없었음(개발 환경에서는 환경변수를 직접 넣어 미발견)</w:t>
+            </w:r>
+          </w:p>
+        </w:tc>
+        <w:tc>
+          <w:tcPr>
+            <w:tcW w:type="dxa" w:w="1728"/>
+          </w:tcPr>
+          <w:p>
+            <w:r>
+              <w:rPr>
+                <w:rFonts w:ascii="맑은 고딕" w:hAnsi="맑은 고딕" w:eastAsia="맑은 고딕"/>
+                <w:sz w:val="19"/>
+              </w:rPr>
+              <w:t>해결: 의존성 없는 env_loader 추가, 전 패키지 import 시 자동 로드. 셸 변수 우선·빈 값 무시. 테스트 23/23 통과</w:t>
+            </w:r>
+          </w:p>
+        </w:tc>
+      </w:tr>
     </w:tbl>
     <w:p/>
     <w:tbl>

--- a/book/draft-v2/결정대기_에러_로그.docx
+++ b/book/draft-v2/결정대기_에러_로그.docx
@@ -729,6 +729,21 @@
       </w:tr>
     </w:tbl>
     <w:p/>
+    <w:p>
+      <w:r>
+        <w:rPr>
+          <w:rFonts w:ascii="맑은 고딕" w:hAnsi="맑은 고딕" w:eastAsia="맑은 고딕"/>
+          <w:b/>
+        </w:rPr>
+        <w:t>🏁 2026-07-18 서버 가동 보고 (M6 + T26·T27 완료)</w:t>
+      </w:r>
+      <w:r>
+        <w:rPr>
+          <w:rFonts w:ascii="맑은 고딕" w:hAnsi="맑은 고딕" w:eastAsia="맑은 고딕"/>
+        </w:rPr>
+        <w:t>: DESKTOP-ACK17CB(RTX 5080)에서 Plan B(Windows 네이티브)로 앱 가동 성공 — 설치 스크립트 1회 실행, Windows에서 테스트 23/23 통과, qwen2.5:7b LLM 연결, 포트 8810(주식 시스템과 충돌 회피), 텔레그램 실알림 수신 확인("연결 성공"). 이제 매일 07:00 브리핑·복약 알림·주간 리포트가 휴대폰으로 발송됨. 다음: T28(실볼트)·T29(실측정 데이터).</w:t>
+      </w:r>
+    </w:p>
     <w:p>
       <w:r>
         <w:rPr>

--- a/book/draft-v2/결정대기_에러_로그.docx
+++ b/book/draft-v2/결정대기_에러_로그.docx
@@ -729,6 +729,21 @@
       </w:tr>
     </w:tbl>
     <w:p/>
+    <w:p>
+      <w:r>
+        <w:rPr>
+          <w:rFonts w:ascii="맑은 고딕" w:hAnsi="맑은 고딕" w:eastAsia="맑은 고딕"/>
+          <w:b/>
+        </w:rPr>
+        <w:t>🏁 2026-07-18 저녁 추가 (T28 완료)</w:t>
+      </w:r>
+      <w:r>
+        <w:rPr>
+          <w:rFonts w:ascii="맑은 고딕" w:hAnsi="맑은 고딕" w:eastAsia="맑은 고딕"/>
+        </w:rPr>
+        <w:t>: 실볼트 연결 성공 — `문서\피지컬브레인` 폴더의 실제 약 3종(혈압약 08:00·오메가3 08:30·고지혈증약 21:00)으로 대시보드·알림 가동. 이 과정에서 중대 버그 2건 발견·수정: E-08(서버에 스케줄러 미연결 → 심장박동 내장), 대시보드 '아버지' 하드코딩(동적 인물 목록으로 교체). 옵시디언(다른 PC·개인 OneDrive) 연동은 서버 PC의 OneDrive 계정 확인 후 진행 예정 — 다른 PC에서 보관함 경로와 OneDrive 계정 이메일 확인 필요.</w:t>
+      </w:r>
+    </w:p>
     <w:p>
       <w:r>
         <w:rPr>

--- a/book/draft-v2/결정대기_에러_로그.docx
+++ b/book/draft-v2/결정대기_에러_로그.docx
@@ -729,6 +729,21 @@
       </w:tr>
     </w:tbl>
     <w:p/>
+    <w:p>
+      <w:r>
+        <w:rPr>
+          <w:rFonts w:ascii="맑은 고딕" w:hAnsi="맑은 고딕" w:eastAsia="맑은 고딕"/>
+          <w:b/>
+        </w:rPr>
+        <w:t>📌 2026-07-19 백로그 추가 — T41 스크랩 OCR 파이프라인</w:t>
+      </w:r>
+      <w:r>
+        <w:rPr>
+          <w:rFonts w:ascii="맑은 고딕" w:hAnsi="맑은 고딕" w:eastAsia="맑은 고딕"/>
+        </w:rPr>
+        <w:t>: 볼트 `스크랩/` 폴더에 스캔 PDF(캐논 R40)를 넣으면 서버가 자동으로 ① 한국어 OCR(tesseract-kor)로 검색 가능 PDF 생성 ② 텍스트를 추출해 지식그래프/옵시디언 노트로 연결. 기술 검증 완료(매경 우뇌경제 기사 스캔 → 한글 2,421자 정상 추출, 검색 가능 PDF 회신). 착수 시점: T31(실사용 파일럿) 이후 또는 요청 시. 참고: R40 자체 OCR은 언어 설정이 영어로 되어 있어 한글 미인식 — 설정 화면 캡처 받으면 교정 안내 예정.</w:t>
+      </w:r>
+    </w:p>
     <w:p>
       <w:r>
         <w:rPr>

--- a/book/draft-v2/결정대기_에러_로그.docx
+++ b/book/draft-v2/결정대기_에러_로그.docx
@@ -729,6 +729,36 @@
       </w:tr>
     </w:tbl>
     <w:p/>
+    <w:p>
+      <w:r>
+        <w:rPr>
+          <w:rFonts w:ascii="맑은 고딕" w:hAnsi="맑은 고딕" w:eastAsia="맑은 고딕"/>
+          <w:b/>
+        </w:rPr>
+        <w:t>📌 2026-07-19 백로그 추가 — T42 Odoo 커넥터</w:t>
+      </w:r>
+      <w:r>
+        <w:rPr>
+          <w:rFonts w:ascii="맑은 고딕" w:hAnsi="맑은 고딕" w:eastAsia="맑은 고딕"/>
+        </w:rPr>
+        <w:t>: KG-DMAIC v2 기업편(E-DMAIC/O)의 실행 도구. `pipelines/odoo_sync.py`가 XML-RPC로 Odoo(res.partner·sale.order 등)를 읽어 GraphStore에 미러링(읽기 전용부터) → 개인 건강 그래프와 사업 그래프가 한 사서 아래 통합, 아침 브리핑에 납기·미수금 포함. 전제: 회원님 Odoo 인스턴스 가동(파트너 라이선스 보유). 착수: 요청 시.</w:t>
+      </w:r>
+    </w:p>
+    <w:p>
+      <w:r>
+        <w:rPr>
+          <w:rFonts w:ascii="맑은 고딕" w:hAnsi="맑은 고딕" w:eastAsia="맑은 고딕"/>
+          <w:b/>
+        </w:rPr>
+        <w:t>✅ 2026-07-19 완료 — T43 온톨로지 v2 삼각 모델 구현</w:t>
+      </w:r>
+      <w:r>
+        <w:rPr>
+          <w:rFonts w:ascii="맑은 고딕" w:hAnsi="맑은 고딕" w:eastAsia="맑은 고딕"/>
+        </w:rPr>
+        <w:t>: Skill·Project 노드 + LEARNS·WORKS_ON·CONTRIBUTES_TO 관계, 볼트 노트(type: skill/project/activity + skills/projects 링크) 동기화, 홈 대시보드 '삼각 밸런스' 카드(교차기여율), make_vault v2 템플릿 3종. 테스트 29/29 통과.</w:t>
+      </w:r>
+    </w:p>
     <w:p>
       <w:r>
         <w:rPr>

--- a/book/draft-v2/결정대기_에러_로그.docx
+++ b/book/draft-v2/결정대기_에러_로그.docx
@@ -723,6 +723,78 @@
                 <w:sz w:val="19"/>
               </w:rPr>
               <w:t>완료</w:t>
+            </w:r>
+          </w:p>
+        </w:tc>
+      </w:tr>
+      <w:tr>
+        <w:tc>
+          <w:tcPr>
+            <w:tcW w:type="dxa" w:w="1728"/>
+          </w:tcPr>
+          <w:p>
+            <w:r>
+              <w:rPr>
+                <w:rFonts w:ascii="맑은 고딕" w:hAnsi="맑은 고딕" w:eastAsia="맑은 고딕"/>
+                <w:sz w:val="19"/>
+              </w:rPr>
+              <w:t>D-09</w:t>
+            </w:r>
+          </w:p>
+        </w:tc>
+        <w:tc>
+          <w:tcPr>
+            <w:tcW w:type="dxa" w:w="1728"/>
+          </w:tcPr>
+          <w:p>
+            <w:r>
+              <w:rPr>
+                <w:rFonts w:ascii="맑은 고딕" w:hAnsi="맑은 고딕" w:eastAsia="맑은 고딕"/>
+                <w:sz w:val="19"/>
+              </w:rPr>
+              <w:t>디지털 유산의 법적 처리</w:t>
+            </w:r>
+          </w:p>
+        </w:tc>
+        <w:tc>
+          <w:tcPr>
+            <w:tcW w:type="dxa" w:w="1728"/>
+          </w:tcPr>
+          <w:p>
+            <w:r>
+              <w:rPr>
+                <w:rFonts w:ascii="맑은 고딕" w:hAnsi="맑은 고딕" w:eastAsia="맑은 고딕"/>
+                <w:sz w:val="19"/>
+              </w:rPr>
+              <w:t>유산 헌장(2026-07-20)에 따라 브레인그래프의 상속(패키지 열쇠 보관·유언장 명시 방법·열람 시점)은 법률 전문가 확인 필요. D-05(출간 감수)와 함께 처리 가능.</w:t>
+            </w:r>
+          </w:p>
+        </w:tc>
+        <w:tc>
+          <w:tcPr>
+            <w:tcW w:type="dxa" w:w="1728"/>
+          </w:tcPr>
+          <w:p>
+            <w:r>
+              <w:rPr>
+                <w:rFonts w:ascii="맑은 고딕" w:hAnsi="맑은 고딕" w:eastAsia="맑은 고딕"/>
+                <w:sz w:val="19"/>
+              </w:rPr>
+              <w:t>전문가 상담 시기 결정</w:t>
+            </w:r>
+          </w:p>
+        </w:tc>
+        <w:tc>
+          <w:tcPr>
+            <w:tcW w:type="dxa" w:w="1728"/>
+          </w:tcPr>
+          <w:p>
+            <w:r>
+              <w:rPr>
+                <w:rFonts w:ascii="맑은 고딕" w:hAnsi="맑은 고딕" w:eastAsia="맑은 고딕"/>
+                <w:sz w:val="19"/>
+              </w:rPr>
+              <w:t>여유 시</w:t>
             </w:r>
           </w:p>
         </w:tc>
